--- a/tests/fixtures/tables/nested-table.docx
+++ b/tests/fixtures/tables/nested-table.docx
@@ -11,7 +11,7 @@
     </w:p>
     <w:tbl>
       <w:tblPr>
-        <w:tblW w:w="6803" w:type="dxa"/>
+        <w:tblW w:w="6804" w:type="dxa"/>
         <w:tblBorders>
           <w:top w:val="single" w:color="000000" w:sz="8"/>
           <w:left w:val="single" w:color="000000" w:sz="8"/>
